--- a/docs/manuali/manuale_onboarding_cliente.docx
+++ b/docs/manuali/manuale_onboarding_cliente.docx
@@ -5259,7 +5259,7 @@
                 <w:color w:val="16213E"/>
                 <w:sz w:val="23"/>
               </w:rPr>
-              <w:t>Collega Telegram</w:t>
+              <w:t>Collega Telegram, se vuole</w:t>
             </w:r>
           </w:p>
           <w:p>
@@ -5295,6 +5295,41 @@
                 <w:sz w:val="20"/>
               </w:rPr>
               <w:t xml:space="preserve"> il cliente puo inserire il proprio identificativo Telegram e ricevere lì conferme d'ordine, promemoria di ritiro e avvisi di ricarica.</w:t>
+            </w:r>
+          </w:p>
+          <w:p>
+            <w:pPr>
+              <w:spacing w:before="0" w:after="60"/>
+            </w:pPr>
+            <w:r>
+              <w:rPr>
+                <w:rFonts w:ascii="Calibri" w:hAnsi="Calibri"/>
+                <w:b w:val="0"/>
+                <w:i w:val="0"/>
+                <w:color w:val="343A40"/>
+                <w:sz w:val="20"/>
+              </w:rPr>
+              <w:t xml:space="preserve">Non e obbligatorio: chi non collega Telegram riceve i promemoria di ritiro </w:t>
+            </w:r>
+            <w:r>
+              <w:rPr>
+                <w:rFonts w:ascii="Calibri" w:hAnsi="Calibri"/>
+                <w:b/>
+                <w:i w:val="0"/>
+                <w:color w:val="16213E"/>
+                <w:sz w:val="20"/>
+              </w:rPr>
+              <w:t>per email</w:t>
+            </w:r>
+            <w:r>
+              <w:rPr>
+                <w:rFonts w:ascii="Calibri" w:hAnsi="Calibri"/>
+                <w:b w:val="0"/>
+                <w:i w:val="0"/>
+                <w:color w:val="343A40"/>
+                <w:sz w:val="20"/>
+              </w:rPr>
+              <w:t>. Telegram resta piu immediato, perche arriva come messaggio.</w:t>
             </w:r>
           </w:p>
         </w:tc>

--- a/docs/manuali/manuale_onboarding_cliente.docx
+++ b/docs/manuali/manuale_onboarding_cliente.docx
@@ -6580,6 +6580,36 @@
     </w:p>
     <w:p>
       <w:pPr>
+        <w:spacing w:before="0" w:after="20"/>
+      </w:pPr>
+      <w:r>
+        <w:rPr>
+          <w:rFonts w:ascii="Calibri" w:hAnsi="Calibri"/>
+          <w:b/>
+          <w:i w:val="0"/>
+          <w:color w:val="16213E"/>
+          <w:sz w:val="22"/>
+        </w:rPr>
+        <w:t>Assistenza:  Daniele Speziale — DS Consulting</w:t>
+      </w:r>
+    </w:p>
+    <w:p>
+      <w:pPr>
+        <w:spacing w:before="0" w:after="160"/>
+      </w:pPr>
+      <w:r>
+        <w:rPr>
+          <w:rFonts w:ascii="Calibri" w:hAnsi="Calibri"/>
+          <w:b/>
+          <w:i w:val="0"/>
+          <w:color w:val="E94560"/>
+          <w:sz w:val="22"/>
+        </w:rPr>
+        <w:t>dspeziale@gmail.com   ·   +39 352 0150489</w:t>
+      </w:r>
+    </w:p>
+    <w:p>
+      <w:pPr>
         <w:spacing w:before="0" w:after="40"/>
       </w:pPr>
       <w:r>

--- a/docs/manuali/manuale_onboarding_cliente.docx
+++ b/docs/manuali/manuale_onboarding_cliente.docx
@@ -736,7 +736,7 @@
                 <w:color w:val="343A40"/>
                 <w:sz w:val="20"/>
               </w:rPr>
-              <w:t>Wallet capiente almeno quanto il primo ordine</w:t>
+              <w:t>Wallet capiente (si salta se il portafoglio e spento)</w:t>
             </w:r>
           </w:p>
         </w:tc>
@@ -1889,7 +1889,7 @@
                 <w:color w:val="343A40"/>
                 <w:sz w:val="20"/>
               </w:rPr>
-              <w:t>: finche resta tale, nessun bonus viene dato.</w:t>
+              <w:t>: finche resta tale, nessun bonus viene dato. Con il portafoglio prepagato disattivato il bonus non esiste.</w:t>
             </w:r>
           </w:p>
           <w:p>
@@ -3547,7 +3547,7 @@
           <w:color w:val="27AE60"/>
           <w:sz w:val="38"/>
         </w:rPr>
-        <w:t>Fase 4 — Il primo credito</w:t>
+        <w:t>Fase 4 — Il primo credito (solo con portafoglio attivo)</w:t>
       </w:r>
     </w:p>
     <w:p>
@@ -3562,7 +3562,7 @@
           <w:color w:val="6C757D"/>
           <w:sz w:val="21"/>
         </w:rPr>
-        <w:t>Il wallet e prepagato e il controllo alla conferma dell'ordine e netto: saldo piu fido devono coprire il totale, altrimenti l'ordine viene rifiutato.</w:t>
+        <w:t>Il wallet e prepagato e il controllo alla conferma dell'ordine e netto: saldo piu fido devono coprire il totale, altrimenti l'ordine viene rifiutato. Se invece il portafoglio e disattivato nelle Impostazioni, questa fase si salta per intero: il cliente ordina subito e paga alla cassa al ritiro.</w:t>
       </w:r>
     </w:p>
     <w:tbl>

--- a/docs/manuali/manuale_onboarding_cliente.docx
+++ b/docs/manuali/manuale_onboarding_cliente.docx
@@ -1248,7 +1248,7 @@
                 <w:color w:val="16213E"/>
                 <w:sz w:val="23"/>
               </w:rPr>
-              <w:t>Riavvia l'applicazione una volta</w:t>
+              <w:t>Controlla il catalogo di partenza</w:t>
             </w:r>
           </w:p>
           <w:p>
@@ -1263,7 +1263,7 @@
                 <w:color w:val="343A40"/>
                 <w:sz w:val="20"/>
               </w:rPr>
-              <w:t xml:space="preserve">Alla primissima installazione categorie, slot di ritiro, tavoli e articoli del banco vengono creati ma </w:t>
+              <w:t xml:space="preserve">L'installazione — e ogni azzeramento del database — crea un catalogo iniziale gia pronto: </w:t>
             </w:r>
             <w:r>
               <w:rPr>
@@ -1273,7 +1273,7 @@
                 <w:color w:val="16213E"/>
                 <w:sz w:val="20"/>
               </w:rPr>
-              <w:t>non sono ancora visibili</w:t>
+              <w:t>18 categorie di prodotto</w:t>
             </w:r>
             <w:r>
               <w:rPr>
@@ -1283,7 +1283,7 @@
                 <w:color w:val="343A40"/>
                 <w:sz w:val="20"/>
               </w:rPr>
-              <w:t>: compaiono solo al secondo avvio. E un effetto noto della procedura di inizializzazione.</w:t>
+              <w:t>, gli slot di ritiro, i tavoli e gli articoli del banco. Sono visibili subito, senza riavviare nulla.</w:t>
             </w:r>
           </w:p>
           <w:p>
@@ -1298,7 +1298,27 @@
                 <w:color w:val="343A40"/>
                 <w:sz w:val="20"/>
               </w:rPr>
-              <w:t>Verifica: apri Prodotti e Slot orari. Se le liste sono vuote, riavvia e ricontrolla.</w:t>
+              <w:t xml:space="preserve">Apri </w:t>
+            </w:r>
+            <w:r>
+              <w:rPr>
+                <w:rFonts w:ascii="Calibri" w:hAnsi="Calibri"/>
+                <w:b/>
+                <w:i w:val="0"/>
+                <w:color w:val="16213E"/>
+                <w:sz w:val="20"/>
+              </w:rPr>
+              <w:t>Categorie</w:t>
+            </w:r>
+            <w:r>
+              <w:rPr>
+                <w:rFonts w:ascii="Calibri" w:hAnsi="Calibri"/>
+                <w:b w:val="0"/>
+                <w:i w:val="0"/>
+                <w:color w:val="343A40"/>
+                <w:sz w:val="20"/>
+              </w:rPr>
+              <w:t xml:space="preserve"> e togli quelle che non ti servono: e piu rapido che crearle da zero. Di ognuna puoi cambiare nome, icona e colore.</w:t>
             </w:r>
           </w:p>
         </w:tc>
@@ -1442,7 +1462,7 @@
                 <w:color w:val="343A40"/>
                 <w:sz w:val="20"/>
               </w:rPr>
-              <w:t>: il menu parte vuoto e va compilato a mano.</w:t>
+              <w:t>: il menu parte vuoto e va compilato a mano, scegliendo per ciascun prodotto una delle categorie gia presenti.</w:t>
             </w:r>
           </w:p>
           <w:p>
@@ -3892,6 +3912,130 @@
                 <w:sz w:val="20"/>
               </w:rPr>
               <w:t>: la soglia di rosso consentita. Utile per il personale interno o per chi salda a fine mese, evita di bloccare l'ordine per pochi centesimi.</w:t>
+            </w:r>
+          </w:p>
+        </w:tc>
+      </w:tr>
+    </w:tbl>
+    <w:p>
+      <w:pPr>
+        <w:spacing w:before="0" w:after="0"/>
+      </w:pPr>
+      <w:r>
+        <w:rPr>
+          <w:rFonts w:ascii="Calibri" w:hAnsi="Calibri"/>
+          <w:b w:val="0"/>
+          <w:i w:val="0"/>
+          <w:sz w:val="6"/>
+        </w:rPr>
+      </w:r>
+    </w:p>
+    <w:tbl>
+      <w:tblPr>
+        <w:tblW w:type="auto" w:w="0"/>
+        <w:tblLook w:firstColumn="1" w:firstRow="1" w:lastColumn="0" w:lastRow="0" w:noHBand="0" w:noVBand="1" w:val="04A0"/>
+        <w:jc w:val="left"/>
+        <w:tblBorders>
+          <w:top w:val="nil"/>
+          <w:left w:val="nil"/>
+          <w:bottom w:val="nil"/>
+          <w:right w:val="nil"/>
+          <w:insideH w:val="nil"/>
+          <w:insideV w:val="nil"/>
+        </w:tblBorders>
+      </w:tblPr>
+      <w:tblGrid>
+        <w:gridCol w:w="4706"/>
+        <w:gridCol w:w="4706"/>
+      </w:tblGrid>
+      <w:tr>
+        <w:tc>
+          <w:tcPr>
+            <w:tcW w:type="dxa" w:w="567"/>
+            <w:shd w:val="clear" w:color="auto" w:fill="27AE60"/>
+            <w:tcMar>
+              <w:top w:w="60" w:type="dxa"/>
+              <w:bottom w:w="60" w:type="dxa"/>
+              <w:left w:w="30" w:type="dxa"/>
+              <w:right w:w="30" w:type="dxa"/>
+            </w:tcMar>
+            <w:vAlign w:val="center"/>
+          </w:tcPr>
+          <w:p>
+            <w:pPr>
+              <w:spacing w:before="0" w:after="0"/>
+              <w:jc w:val="center"/>
+            </w:pPr>
+            <w:r>
+              <w:rPr>
+                <w:rFonts w:ascii="PT Sans Narrow" w:hAnsi="PT Sans Narrow"/>
+                <w:b/>
+                <w:i w:val="0"/>
+                <w:color w:val="FFFFFF"/>
+                <w:sz w:val="24"/>
+              </w:rPr>
+              <w:t>03</w:t>
+            </w:r>
+          </w:p>
+        </w:tc>
+        <w:tc>
+          <w:tcPr>
+            <w:tcW w:type="dxa" w:w="8787"/>
+            <w:tcMar>
+              <w:top w:w="50" w:type="dxa"/>
+              <w:bottom w:w="50" w:type="dxa"/>
+              <w:left w:w="150" w:type="dxa"/>
+              <w:right w:w="60" w:type="dxa"/>
+            </w:tcMar>
+          </w:tcPr>
+          <w:p>
+            <w:pPr>
+              <w:spacing w:before="0" w:after="40"/>
+            </w:pPr>
+            <w:r>
+              <w:rPr>
+                <w:rFonts w:ascii="PT Sans Narrow" w:hAnsi="PT Sans Narrow"/>
+                <w:b/>
+                <w:i w:val="0"/>
+                <w:color w:val="16213E"/>
+                <w:sz w:val="23"/>
+              </w:rPr>
+              <w:t>Spiegagli come comparira il suo nome</w:t>
+            </w:r>
+          </w:p>
+          <w:p>
+            <w:pPr>
+              <w:spacing w:before="0" w:after="60"/>
+            </w:pPr>
+            <w:r>
+              <w:rPr>
+                <w:rFonts w:ascii="Calibri" w:hAnsi="Calibri"/>
+                <w:b w:val="0"/>
+                <w:i w:val="0"/>
+                <w:color w:val="343A40"/>
+                <w:sz w:val="20"/>
+              </w:rPr>
+              <w:t xml:space="preserve">Nelle liste, sui tagliandi e nei report il cliente e indicato con il nome per esteso e il cognome puntato: </w:t>
+            </w:r>
+            <w:r>
+              <w:rPr>
+                <w:rFonts w:ascii="Calibri" w:hAnsi="Calibri"/>
+                <w:b/>
+                <w:i w:val="0"/>
+                <w:color w:val="16213E"/>
+                <w:sz w:val="20"/>
+              </w:rPr>
+              <w:t>Mario R.</w:t>
+            </w:r>
+            <w:r>
+              <w:rPr>
+                <w:rFonts w:ascii="Calibri" w:hAnsi="Calibri"/>
+                <w:b w:val="0"/>
+                <w:i w:val="0"/>
+                <w:color w:val="343A40"/>
+                <w:sz w:val="20"/>
+              </w:rPr>
+              <w:t>. Nella sua area personale, invece, si legge per intero.</w:t>
             </w:r>
           </w:p>
         </w:tc>

--- a/docs/manuali/manuale_onboarding_cliente.docx
+++ b/docs/manuali/manuale_onboarding_cliente.docx
@@ -1273,7 +1273,7 @@
                 <w:color w:val="16213E"/>
                 <w:sz w:val="20"/>
               </w:rPr>
-              <w:t>18 categorie di prodotto</w:t>
+              <w:t>18 categorie di prodotto e un listino di circa 75 voci</w:t>
             </w:r>
             <w:r>
               <w:rPr>
@@ -1283,7 +1283,7 @@
                 <w:color w:val="343A40"/>
                 <w:sz w:val="20"/>
               </w:rPr>
-              <w:t>, gli slot di ritiro, i tavoli e gli articoli del banco. Sono visibili subito, senza riavviare nulla.</w:t>
+              <w:t>, gli slot di ritiro, i tavoli, gli articoli del banco e gli ingredienti del builder. Tutto visibile subito, senza riavviare nulla.</w:t>
             </w:r>
           </w:p>
           <w:p>
@@ -1407,7 +1407,7 @@
                 <w:color w:val="16213E"/>
                 <w:sz w:val="23"/>
               </w:rPr>
-              <w:t>Crea i prodotti del menu</w:t>
+              <w:t>Adatta il listino al tuo bar</w:t>
             </w:r>
           </w:p>
           <w:p>
@@ -1422,7 +1422,7 @@
                 <w:color w:val="343A40"/>
                 <w:sz w:val="20"/>
               </w:rPr>
-              <w:t xml:space="preserve">L'installazione crea le </w:t>
+              <w:t xml:space="preserve">L'installazione crea anche un </w:t>
             </w:r>
             <w:r>
               <w:rPr>
@@ -1432,7 +1432,7 @@
                 <w:color w:val="16213E"/>
                 <w:sz w:val="20"/>
               </w:rPr>
-              <w:t>categorie</w:t>
+              <w:t>listino di partenza</w:t>
             </w:r>
             <w:r>
               <w:rPr>
@@ -1442,27 +1442,7 @@
                 <w:color w:val="343A40"/>
                 <w:sz w:val="20"/>
               </w:rPr>
-              <w:t xml:space="preserve"> ma </w:t>
-            </w:r>
-            <w:r>
-              <w:rPr>
-                <w:rFonts w:ascii="Calibri" w:hAnsi="Calibri"/>
-                <w:b/>
-                <w:i w:val="0"/>
-                <w:color w:val="16213E"/>
-                <w:sz w:val="20"/>
-              </w:rPr>
-              <w:t>nessun prodotto</w:t>
-            </w:r>
-            <w:r>
-              <w:rPr>
-                <w:rFonts w:ascii="Calibri" w:hAnsi="Calibri"/>
-                <w:b w:val="0"/>
-                <w:i w:val="0"/>
-                <w:color w:val="343A40"/>
-                <w:sz w:val="20"/>
-              </w:rPr>
-              <w:t>: il menu parte vuoto e va compilato a mano, scegliendo per ciascun prodotto una delle categorie gia presenti.</w:t>
+              <w:t xml:space="preserve"> da bar caffetteria con servizio mensa: circa 75 prodotti nelle 18 categorie — caffetteria, colazione, panini e tramezzini, primi e secondi, contorni, frutta, dolci, bevande — ognuno con prezzo, quantita giornaliera e allergeni gia compilati.</w:t>
             </w:r>
           </w:p>
           <w:p>
@@ -1477,7 +1457,62 @@
                 <w:color w:val="343A40"/>
                 <w:sz w:val="20"/>
               </w:rPr>
-              <w:t>Prodotti › Nuovo, per ciascuno: nome, categoria, prezzo, quantita giornaliera e allergeni. Basta un prodotto per rendere possibile un ordine, ma un menu credibile ne vuole una decina.</w:t>
+              <w:t xml:space="preserve">Il lavoro e di </w:t>
+            </w:r>
+            <w:r>
+              <w:rPr>
+                <w:rFonts w:ascii="Calibri" w:hAnsi="Calibri"/>
+                <w:b/>
+                <w:i w:val="0"/>
+                <w:color w:val="16213E"/>
+                <w:sz w:val="20"/>
+              </w:rPr>
+              <w:t>correzione, non di creazione</w:t>
+            </w:r>
+            <w:r>
+              <w:rPr>
+                <w:rFonts w:ascii="Calibri" w:hAnsi="Calibri"/>
+                <w:b w:val="0"/>
+                <w:i w:val="0"/>
+                <w:color w:val="343A40"/>
+                <w:sz w:val="20"/>
+              </w:rPr>
+              <w:t>: in Prodotti disattiva quello che non vendi, allinea i prezzi ai tuoi e ritocca le quantita sulla tua capacita di produzione. Aggiungi le tue specialita con Prodotti › Nuovo.</w:t>
+            </w:r>
+          </w:p>
+          <w:p>
+            <w:pPr>
+              <w:spacing w:before="0" w:after="60"/>
+            </w:pPr>
+            <w:r>
+              <w:rPr>
+                <w:rFonts w:ascii="Calibri" w:hAnsi="Calibri"/>
+                <w:b w:val="0"/>
+                <w:i w:val="0"/>
+                <w:color w:val="343A40"/>
+                <w:sz w:val="20"/>
+              </w:rPr>
+              <w:t xml:space="preserve">Controlla gli </w:t>
+            </w:r>
+            <w:r>
+              <w:rPr>
+                <w:rFonts w:ascii="Calibri" w:hAnsi="Calibri"/>
+                <w:b/>
+                <w:i w:val="0"/>
+                <w:color w:val="16213E"/>
+                <w:sz w:val="20"/>
+              </w:rPr>
+              <w:t>allergeni</w:t>
+            </w:r>
+            <w:r>
+              <w:rPr>
+                <w:rFonts w:ascii="Calibri" w:hAnsi="Calibri"/>
+                <w:b w:val="0"/>
+                <w:i w:val="0"/>
+                <w:color w:val="343A40"/>
+                <w:sz w:val="20"/>
+              </w:rPr>
+              <w:t xml:space="preserve"> dei prodotti che tieni: quelli predefiniti valgono per una ricetta tipica, ma la tua puo essere diversa.</w:t>
             </w:r>
           </w:p>
         </w:tc>
@@ -3912,6 +3947,180 @@
                 <w:sz w:val="20"/>
               </w:rPr>
               <w:t>: la soglia di rosso consentita. Utile per il personale interno o per chi salda a fine mese, evita di bloccare l'ordine per pochi centesimi.</w:t>
+            </w:r>
+          </w:p>
+        </w:tc>
+      </w:tr>
+    </w:tbl>
+    <w:p>
+      <w:pPr>
+        <w:spacing w:before="0" w:after="0"/>
+      </w:pPr>
+      <w:r>
+        <w:rPr>
+          <w:rFonts w:ascii="Calibri" w:hAnsi="Calibri"/>
+          <w:b w:val="0"/>
+          <w:i w:val="0"/>
+          <w:sz w:val="6"/>
+        </w:rPr>
+      </w:r>
+    </w:p>
+    <w:tbl>
+      <w:tblPr>
+        <w:tblW w:type="auto" w:w="0"/>
+        <w:tblLook w:firstColumn="1" w:firstRow="1" w:lastColumn="0" w:lastRow="0" w:noHBand="0" w:noVBand="1" w:val="04A0"/>
+        <w:jc w:val="left"/>
+        <w:tblBorders>
+          <w:top w:val="nil"/>
+          <w:left w:val="nil"/>
+          <w:bottom w:val="nil"/>
+          <w:right w:val="nil"/>
+          <w:insideH w:val="nil"/>
+          <w:insideV w:val="nil"/>
+        </w:tblBorders>
+      </w:tblPr>
+      <w:tblGrid>
+        <w:gridCol w:w="4706"/>
+        <w:gridCol w:w="4706"/>
+      </w:tblGrid>
+      <w:tr>
+        <w:tc>
+          <w:tcPr>
+            <w:tcW w:type="dxa" w:w="567"/>
+            <w:shd w:val="clear" w:color="auto" w:fill="27AE60"/>
+            <w:tcMar>
+              <w:top w:w="60" w:type="dxa"/>
+              <w:bottom w:w="60" w:type="dxa"/>
+              <w:left w:w="30" w:type="dxa"/>
+              <w:right w:w="30" w:type="dxa"/>
+            </w:tcMar>
+            <w:vAlign w:val="center"/>
+          </w:tcPr>
+          <w:p>
+            <w:pPr>
+              <w:spacing w:before="0" w:after="0"/>
+              <w:jc w:val="center"/>
+            </w:pPr>
+            <w:r>
+              <w:rPr>
+                <w:rFonts w:ascii="PT Sans Narrow" w:hAnsi="PT Sans Narrow"/>
+                <w:b/>
+                <w:i w:val="0"/>
+                <w:color w:val="FFFFFF"/>
+                <w:sz w:val="24"/>
+              </w:rPr>
+              <w:t>02</w:t>
+            </w:r>
+          </w:p>
+        </w:tc>
+        <w:tc>
+          <w:tcPr>
+            <w:tcW w:type="dxa" w:w="8787"/>
+            <w:tcMar>
+              <w:top w:w="50" w:type="dxa"/>
+              <w:bottom w:w="50" w:type="dxa"/>
+              <w:left w:w="150" w:type="dxa"/>
+              <w:right w:w="60" w:type="dxa"/>
+            </w:tcMar>
+          </w:tcPr>
+          <w:p>
+            <w:pPr>
+              <w:spacing w:before="0" w:after="40"/>
+            </w:pPr>
+            <w:r>
+              <w:rPr>
+                <w:rFonts w:ascii="PT Sans Narrow" w:hAnsi="PT Sans Narrow"/>
+                <w:b/>
+                <w:i w:val="0"/>
+                <w:color w:val="16213E"/>
+                <w:sz w:val="23"/>
+              </w:rPr>
+              <w:t>Telegram: si collega da se, dall'email</w:t>
+            </w:r>
+          </w:p>
+          <w:p>
+            <w:pPr>
+              <w:spacing w:before="0" w:after="60"/>
+            </w:pPr>
+            <w:r>
+              <w:rPr>
+                <w:rFonts w:ascii="Calibri" w:hAnsi="Calibri"/>
+                <w:b w:val="0"/>
+                <w:i w:val="0"/>
+                <w:color w:val="343A40"/>
+                <w:sz w:val="20"/>
+              </w:rPr>
+              <w:t xml:space="preserve">L'email di attivazione contiene un pulsante </w:t>
+            </w:r>
+            <w:r>
+              <w:rPr>
+                <w:rFonts w:ascii="Calibri" w:hAnsi="Calibri"/>
+                <w:b/>
+                <w:i w:val="0"/>
+                <w:color w:val="16213E"/>
+                <w:sz w:val="20"/>
+              </w:rPr>
+              <w:t>Collega Telegram con un clic</w:t>
+            </w:r>
+            <w:r>
+              <w:rPr>
+                <w:rFonts w:ascii="Calibri" w:hAnsi="Calibri"/>
+                <w:b w:val="0"/>
+                <w:i w:val="0"/>
+                <w:color w:val="343A40"/>
+                <w:sz w:val="20"/>
+              </w:rPr>
+              <w:t>: porta al bot e salva da se il collegamento, senza che il cliente copi nulla. In allegato trova la guida del cliente in PDF.</w:t>
+            </w:r>
+          </w:p>
+          <w:p>
+            <w:pPr>
+              <w:spacing w:before="0" w:after="60"/>
+            </w:pPr>
+            <w:r>
+              <w:rPr>
+                <w:rFonts w:ascii="Calibri" w:hAnsi="Calibri"/>
+                <w:b w:val="0"/>
+                <w:i w:val="0"/>
+                <w:color w:val="343A40"/>
+                <w:sz w:val="20"/>
+              </w:rPr>
+              <w:t xml:space="preserve">Se apre l'email dal computer, la via manuale e nel messaggio: cercare il bot su Telegram, premere Avvia, scrivere </w:t>
+            </w:r>
+            <w:r>
+              <w:rPr>
+                <w:rFonts w:ascii="Calibri" w:hAnsi="Calibri"/>
+                <w:b/>
+                <w:i w:val="0"/>
+                <w:color w:val="16213E"/>
+                <w:sz w:val="20"/>
+              </w:rPr>
+              <w:t>/id</w:t>
+            </w:r>
+            <w:r>
+              <w:rPr>
+                <w:rFonts w:ascii="Calibri" w:hAnsi="Calibri"/>
+                <w:b w:val="0"/>
+                <w:i w:val="0"/>
+                <w:color w:val="343A40"/>
+                <w:sz w:val="20"/>
+              </w:rPr>
+              <w:t xml:space="preserve"> e incollare il numero ricevuto nel proprio profilo.</w:t>
+            </w:r>
+          </w:p>
+          <w:p>
+            <w:pPr>
+              <w:spacing w:before="0" w:after="60"/>
+            </w:pPr>
+            <w:r>
+              <w:rPr>
+                <w:rFonts w:ascii="Calibri" w:hAnsi="Calibri"/>
+                <w:b w:val="0"/>
+                <w:i w:val="0"/>
+                <w:color w:val="343A40"/>
+                <w:sz w:val="20"/>
+              </w:rPr>
+              <w:t>Da collegato riceve gli avvisi sul telefono e puo confermare o disdire il pasto direttamente dal promemoria.</w:t>
             </w:r>
           </w:p>
         </w:tc>

--- a/docs/manuali/manuale_onboarding_cliente.docx
+++ b/docs/manuali/manuale_onboarding_cliente.docx
@@ -3138,7 +3138,7 @@
           <w:color w:val="6C757D"/>
           <w:sz w:val="21"/>
         </w:rPr>
-        <w:t>E il passaggio che sblocca tutto, e va fatto in fretta: il cliente e in attesa e non riceve nessun avviso automatico.</w:t>
+        <w:t>E il passaggio che sblocca tutto, e va fatto in fretta: il cliente ha ricevuto la conferma di registrazione con la guida allegata, ma finche non lo attivi non puo entrare.</w:t>
       </w:r>
     </w:p>
     <w:tbl>
@@ -3200,6 +3200,177 @@
           <w:b w:val="0"/>
           <w:i w:val="0"/>
           <w:sz w:val="8"/>
+        </w:rPr>
+      </w:r>
+    </w:p>
+    <w:tbl>
+      <w:tblPr>
+        <w:tblW w:type="auto" w:w="0"/>
+        <w:tblLook w:firstColumn="1" w:firstRow="1" w:lastColumn="0" w:lastRow="0" w:noHBand="0" w:noVBand="1" w:val="04A0"/>
+        <w:jc w:val="left"/>
+        <w:tblBorders>
+          <w:top w:val="nil"/>
+          <w:left w:val="nil"/>
+          <w:bottom w:val="nil"/>
+          <w:right w:val="nil"/>
+          <w:insideH w:val="nil"/>
+          <w:insideV w:val="nil"/>
+        </w:tblBorders>
+      </w:tblPr>
+      <w:tblGrid>
+        <w:gridCol w:w="9412"/>
+      </w:tblGrid>
+      <w:tr>
+        <w:tc>
+          <w:tcPr>
+            <w:tcW w:type="dxa" w:w="9412"/>
+            <w:shd w:val="clear" w:color="auto" w:fill="F8F9FA"/>
+            <w:tcBorders>
+              <w:top w:val="single" w:sz="18" w:space="0" w:color="E8EBEE"/>
+              <w:bottom w:val="single" w:sz="18" w:space="0" w:color="E8EBEE"/>
+              <w:left w:val="single" w:sz="18" w:space="0" w:color="27AE60"/>
+              <w:right w:val="single" w:sz="18" w:space="0" w:color="E8EBEE"/>
+            </w:tcBorders>
+            <w:tcMar>
+              <w:top w:w="90" w:type="dxa"/>
+              <w:bottom w:w="90" w:type="dxa"/>
+              <w:left w:w="140" w:type="dxa"/>
+              <w:right w:w="110" w:type="dxa"/>
+            </w:tcMar>
+          </w:tcPr>
+          <w:p>
+            <w:pPr>
+              <w:spacing w:before="0" w:after="60"/>
+            </w:pPr>
+            <w:r>
+              <w:rPr>
+                <w:rFonts w:ascii="PT Sans Narrow" w:hAnsi="PT Sans Narrow"/>
+                <w:b/>
+                <w:i w:val="0"/>
+                <w:color w:val="27AE60"/>
+                <w:sz w:val="17"/>
+              </w:rPr>
+              <w:t>LE DUE EMAIL AL CLIENTE</w:t>
+            </w:r>
+          </w:p>
+          <w:p>
+            <w:pPr>
+              <w:spacing w:before="0" w:after="80"/>
+            </w:pPr>
+            <w:r>
+              <w:rPr>
+                <w:rFonts w:ascii="Calibri" w:hAnsi="Calibri"/>
+                <w:b/>
+                <w:i w:val="0"/>
+                <w:color w:val="16213E"/>
+                <w:sz w:val="20"/>
+              </w:rPr>
+              <w:t>Appena si registra</w:t>
+            </w:r>
+            <w:r>
+              <w:rPr>
+                <w:rFonts w:ascii="Calibri" w:hAnsi="Calibri"/>
+                <w:b w:val="0"/>
+                <w:i w:val="0"/>
+                <w:color w:val="343A40"/>
+                <w:sz w:val="20"/>
+              </w:rPr>
+              <w:t xml:space="preserve"> — da qualunque via: email, Google, link dell'azienda — il cliente riceve "Registrazione ricevuta", con la </w:t>
+            </w:r>
+            <w:r>
+              <w:rPr>
+                <w:rFonts w:ascii="Calibri" w:hAnsi="Calibri"/>
+                <w:b/>
+                <w:i w:val="0"/>
+                <w:color w:val="16213E"/>
+                <w:sz w:val="20"/>
+              </w:rPr>
+              <w:t>guida del cliente in PDF</w:t>
+            </w:r>
+            <w:r>
+              <w:rPr>
+                <w:rFonts w:ascii="Calibri" w:hAnsi="Calibri"/>
+                <w:b w:val="0"/>
+                <w:i w:val="0"/>
+                <w:color w:val="343A40"/>
+                <w:sz w:val="20"/>
+              </w:rPr>
+              <w:t xml:space="preserve"> allegata e il pulsante per collegare Telegram.</w:t>
+            </w:r>
+          </w:p>
+          <w:p>
+            <w:pPr>
+              <w:spacing w:before="0" w:after="80"/>
+            </w:pPr>
+            <w:r>
+              <w:rPr>
+                <w:rFonts w:ascii="Calibri" w:hAnsi="Calibri"/>
+                <w:b/>
+                <w:i w:val="0"/>
+                <w:color w:val="16213E"/>
+                <w:sz w:val="20"/>
+              </w:rPr>
+              <w:t>Quando lo attivi</w:t>
+            </w:r>
+            <w:r>
+              <w:rPr>
+                <w:rFonts w:ascii="Calibri" w:hAnsi="Calibri"/>
+                <w:b w:val="0"/>
+                <w:i w:val="0"/>
+                <w:color w:val="343A40"/>
+                <w:sz w:val="20"/>
+              </w:rPr>
+              <w:t xml:space="preserve"> riceve la seconda email, "Il tuo account e attivo", con i primi passi e di nuovo la guida.</w:t>
+            </w:r>
+          </w:p>
+          <w:p>
+            <w:pPr>
+              <w:spacing w:before="0" w:after="0"/>
+            </w:pPr>
+            <w:r>
+              <w:rPr>
+                <w:rFonts w:ascii="Calibri" w:hAnsi="Calibri"/>
+                <w:b w:val="0"/>
+                <w:i w:val="0"/>
+                <w:color w:val="343A40"/>
+                <w:sz w:val="20"/>
+              </w:rPr>
+              <w:t xml:space="preserve">Perche partano serve </w:t>
+            </w:r>
+            <w:r>
+              <w:rPr>
+                <w:rFonts w:ascii="Calibri" w:hAnsi="Calibri"/>
+                <w:b/>
+                <w:i w:val="0"/>
+                <w:color w:val="16213E"/>
+                <w:sz w:val="20"/>
+              </w:rPr>
+              <w:t>Gmail configurata</w:t>
+            </w:r>
+            <w:r>
+              <w:rPr>
+                <w:rFonts w:ascii="Calibri" w:hAnsi="Calibri"/>
+                <w:b w:val="0"/>
+                <w:i w:val="0"/>
+                <w:color w:val="343A40"/>
+                <w:sz w:val="20"/>
+              </w:rPr>
+              <w:t xml:space="preserve"> in Impostazioni › Notifiche: senza quella nessuna delle due viene inviata, e non compare alcun errore.</w:t>
+            </w:r>
+          </w:p>
+        </w:tc>
+      </w:tr>
+    </w:tbl>
+    <w:p>
+      <w:pPr>
+        <w:spacing w:before="0" w:after="0"/>
+      </w:pPr>
+      <w:r>
+        <w:rPr>
+          <w:rFonts w:ascii="Calibri" w:hAnsi="Calibri"/>
+          <w:b w:val="0"/>
+          <w:i w:val="0"/>
+          <w:sz w:val="10"/>
         </w:rPr>
       </w:r>
     </w:p>

--- a/docs/manuali/manuale_onboarding_cliente.docx
+++ b/docs/manuali/manuale_onboarding_cliente.docx
@@ -4206,7 +4206,7 @@
                 <w:color w:val="16213E"/>
                 <w:sz w:val="23"/>
               </w:rPr>
-              <w:t>Telegram: si collega da se, dall'email</w:t>
+              <w:t>Telegram: si collega col proprio codice</w:t>
             </w:r>
           </w:p>
           <w:p>
@@ -4221,7 +4221,7 @@
                 <w:color w:val="343A40"/>
                 <w:sz w:val="20"/>
               </w:rPr>
-              <w:t xml:space="preserve">L'email di attivazione contiene un pulsante </w:t>
+              <w:t xml:space="preserve">Entrambe le email contengono il pulsante </w:t>
             </w:r>
             <w:r>
               <w:rPr>
@@ -4231,7 +4231,7 @@
                 <w:color w:val="16213E"/>
                 <w:sz w:val="20"/>
               </w:rPr>
-              <w:t>Collega Telegram con un clic</w:t>
+              <w:t>Collega Telegram</w:t>
             </w:r>
             <w:r>
               <w:rPr>
@@ -4241,7 +4241,7 @@
                 <w:color w:val="343A40"/>
                 <w:sz w:val="20"/>
               </w:rPr>
-              <w:t>: porta al bot e salva da se il collegamento, senza che il cliente copi nulla. In allegato trova la guida del cliente in PDF.</w:t>
+              <w:t>: porta a una pagina che mostra al cliente un codice personale e il pulsante per aprire il bot. Il cliente invia il codice in chat, torna sulla pagina e conferma.</w:t>
             </w:r>
           </w:p>
           <w:p>
@@ -4256,7 +4256,7 @@
                 <w:color w:val="343A40"/>
                 <w:sz w:val="20"/>
               </w:rPr>
-              <w:t xml:space="preserve">Se apre l'email dal computer, la via manuale e nel messaggio: cercare il bot su Telegram, premere Avvia, scrivere </w:t>
+              <w:t xml:space="preserve">Non deve cercare nessun numero di identificazione: il codice basta, e la stessa pagina si raggiunge dal </w:t>
             </w:r>
             <w:r>
               <w:rPr>
@@ -4266,7 +4266,7 @@
                 <w:color w:val="16213E"/>
                 <w:sz w:val="20"/>
               </w:rPr>
-              <w:t>/id</w:t>
+              <w:t>Profilo</w:t>
             </w:r>
             <w:r>
               <w:rPr>
@@ -4276,7 +4276,7 @@
                 <w:color w:val="343A40"/>
                 <w:sz w:val="20"/>
               </w:rPr>
-              <w:t xml:space="preserve"> e incollare il numero ricevuto nel proprio profilo.</w:t>
+              <w:t xml:space="preserve"> del cliente.</w:t>
             </w:r>
           </w:p>
           <w:p>
@@ -5798,7 +5798,7 @@
                 <w:color w:val="343A40"/>
                 <w:sz w:val="20"/>
               </w:rPr>
-              <w:t xml:space="preserve">Nel proprio </w:t>
+              <w:t xml:space="preserve">Dal proprio </w:t>
             </w:r>
             <w:r>
               <w:rPr>
@@ -5818,7 +5818,7 @@
                 <w:color w:val="343A40"/>
                 <w:sz w:val="20"/>
               </w:rPr>
-              <w:t xml:space="preserve"> il cliente puo inserire il proprio identificativo Telegram e ricevere lì conferme d'ordine, promemoria di ritiro e avvisi di ricarica.</w:t>
+              <w:t xml:space="preserve"> il cliente apre Collega Telegram, invia al bot il codice che la pagina gli mostra e riceve lì conferme d'ordine, promemoria di ritiro e avvisi di ricarica.</w:t>
             </w:r>
           </w:p>
           <w:p>
@@ -6094,7 +6094,7 @@
                 <w:color w:val="E67E22"/>
                 <w:sz w:val="17"/>
               </w:rPr>
-              <w:t>IL CLIENTE CREATO DAL BACKOFFICE PUO NON COMPARIRE IN LISTA</w:t>
+              <w:t>I BOTTONI TELEGRAM RISPONDONO SOLO SE ATTIVATE LE RISPOSTE</w:t>
             </w:r>
           </w:p>
           <w:p>
@@ -6109,7 +6109,7 @@
                 <w:color w:val="343A40"/>
                 <w:sz w:val="20"/>
               </w:rPr>
-              <w:t xml:space="preserve">Un cliente creato con Clienti › Nuovo cliente viene salvato senza l'associazione al locale, e la lista clienti </w:t>
+              <w:t xml:space="preserve">Il promemoria del pasto porta i bottoni Sì e No, ma la risposta del cliente torna all'applicazione solo dopo aver premuto una volta </w:t>
             </w:r>
             <w:r>
               <w:rPr>
@@ -6119,7 +6119,7 @@
                 <w:color w:val="16213E"/>
                 <w:sz w:val="20"/>
               </w:rPr>
-              <w:t>non lo mostra</w:t>
+              <w:t>Impostazioni › Notifiche › Attiva le risposte</w:t>
             </w:r>
             <w:r>
               <w:rPr>
@@ -6129,7 +6129,7 @@
                 <w:color w:val="343A40"/>
                 <w:sz w:val="20"/>
               </w:rPr>
-              <w:t xml:space="preserve"> finche l'applicazione non viene riavviata. L'account esiste e funziona, ma non e gestibile dall'elenco.</w:t>
+              <w:t>. Senza quel passaggio i bottoni compaiono e non fanno nulla: il cliente crede di aver disdetto e la cucina prepara comunque.</w:t>
             </w:r>
           </w:p>
           <w:p>
@@ -6144,7 +6144,27 @@
                 <w:color w:val="343A40"/>
                 <w:sz w:val="20"/>
               </w:rPr>
-              <w:t>Nel frattempo la strada affidabile e la registrazione dal QR, che passa dall'attivazione.</w:t>
+              <w:t xml:space="preserve">Dalla stessa pagina il pulsante </w:t>
+            </w:r>
+            <w:r>
+              <w:rPr>
+                <w:rFonts w:ascii="Calibri" w:hAnsi="Calibri"/>
+                <w:b/>
+                <w:i w:val="0"/>
+                <w:color w:val="16213E"/>
+                <w:sz w:val="20"/>
+              </w:rPr>
+              <w:t>Invia una domanda di prova</w:t>
+            </w:r>
+            <w:r>
+              <w:rPr>
+                <w:rFonts w:ascii="Calibri" w:hAnsi="Calibri"/>
+                <w:b w:val="0"/>
+                <w:i w:val="0"/>
+                <w:color w:val="343A40"/>
+                <w:sz w:val="20"/>
+              </w:rPr>
+              <w:t xml:space="preserve"> manda una domanda con i due bottoni e ne legge la risposta: e il modo di accertarsi che il canale funzioni in entrambe le direzioni.</w:t>
             </w:r>
           </w:p>
         </w:tc>

--- a/docs/manuali/manuale_onboarding_cliente.docx
+++ b/docs/manuali/manuale_onboarding_cliente.docx
@@ -2297,7 +2297,42 @@
                 <w:color w:val="16213E"/>
                 <w:sz w:val="23"/>
               </w:rPr>
-              <w:t>Stampa il QR di registrazione</w:t>
+              <w:t>Stampa la locandina con il QR di registrazione</w:t>
+            </w:r>
+          </w:p>
+          <w:p>
+            <w:pPr>
+              <w:spacing w:before="0" w:after="60"/>
+            </w:pPr>
+            <w:r>
+              <w:rPr>
+                <w:rFonts w:ascii="Calibri" w:hAnsi="Calibri"/>
+                <w:b w:val="0"/>
+                <w:i w:val="0"/>
+                <w:color w:val="343A40"/>
+                <w:sz w:val="20"/>
+              </w:rPr>
+              <w:t xml:space="preserve">Impostazioni › Azienda › </w:t>
+            </w:r>
+            <w:r>
+              <w:rPr>
+                <w:rFonts w:ascii="Calibri" w:hAnsi="Calibri"/>
+                <w:b/>
+                <w:i w:val="0"/>
+                <w:color w:val="16213E"/>
+                <w:sz w:val="20"/>
+              </w:rPr>
+              <w:t>Scarica la locandina (PDF A4)</w:t>
+            </w:r>
+            <w:r>
+              <w:rPr>
+                <w:rFonts w:ascii="Calibri" w:hAnsi="Calibri"/>
+                <w:b w:val="0"/>
+                <w:i w:val="0"/>
+                <w:color w:val="343A40"/>
+                <w:sz w:val="20"/>
+              </w:rPr>
+              <w:t>: un foglio con lo stesso impianto dei manuali — che cos'e QuickLunch, il QR di registrazione del locale, i tre passi, i vostri recapiti — generato al momento con l'indirizzo vero. E la versione da appendere; quella che segue e la stampa rapida dal browser.</w:t>
             </w:r>
           </w:p>
           <w:p>
